--- a/docs/prd_part_b.docx
+++ b/docs/prd_part_b.docx
@@ -114,7 +114,7 @@
           <w:sz w:val="20"/>
           <w:szCs w:val="20"/>
         </w:rPr>
-        <w:t xml:space="preserve">The design follows one governing principle throughout: the LLM is used for language, never for arithmetic. All totals, counts, and percentages are computed deterministically in Python and stored as data-only chunks in a pgvector store; the LLM only narrates from those verified numbers, and prompt framing is applied only at request time, never persisted alongside the data.</w:t>
+        <w:t>The design follows one governing principle throughout: the LLM is used for language, never for arithmetic. All totals, counts, and percentages are computed deterministically in Python at request time; the LLM only narrates from those verified numbers via a shared tool-calling agent, and pgvector is scoped to store only ingested document content — never entity or report data.</w:t>
       </w:r>
     </w:p>
     <w:p>
@@ -149,7 +149,7 @@
           <w:sz w:val="20"/>
           <w:szCs w:val="20"/>
         </w:rPr>
-        <w:t xml:space="preserve">ai-service — retrieval-augmented chat, report generation, AI-drafted communications, knowledge base sync, all backed by pgvector</w:t>
+        <w:t>ai-service — retrieval-augmented chat, report generation, AI-drafted communications, document ingestion, all backed by pgvector and a shared agentic tool-calling loop</w:t>
       </w:r>
     </w:p>
     <w:p>
@@ -219,7 +219,7 @@
           <w:sz w:val="20"/>
           <w:szCs w:val="20"/>
         </w:rPr>
-        <w:t xml:space="preserve">Query is scanned for an explicit entity reference (patient/provider/clinic/department + numeric ID)</w:t>
+        <w:t>ai-service binds a scoped tool library to the LLM — single-entity lookups (patient, provider, clinic, department, user, appointment), appointment-by-patient/provider/clinic lookups, and a document-search tool — and the model decides which to call for a given question, instead of the query being parsed for an entity ID up front</w:t>
       </w:r>
     </w:p>
     <w:p>
@@ -238,7 +238,7 @@
           <w:sz w:val="20"/>
           <w:szCs w:val="20"/>
         </w:rPr>
-        <w:t xml:space="preserve">If an entity ID is found, chunk retrieval is filtered to that source before ranking; otherwise pure cosine-similarity search runs over the full chunk set</w:t>
+        <w:t>The answer streams over Server-Sent Events via a shared ReAct tool-calling loop (also used by /generate/communication and /generate/report); every round is streamed live, including visible "[calling get_patient...]" status events, so tool calls are visible as they happen</w:t>
       </w:r>
     </w:p>
     <w:p>
@@ -257,7 +257,7 @@
           <w:sz w:val="20"/>
           <w:szCs w:val="20"/>
         </w:rPr>
-        <w:t xml:space="preserve">Groq llama-3.1-8b-instant (via LangChain) streams the answer over Server-Sent Events, grounded only in retrieved context</w:t>
+        <w:t>Any ID surfaced by a tool result (department_id, user_id, clinic_id) is resolved through the matching tool before being shown to the user; the underlying Groq model is configurable via the GROQ_MODEL environment variable</w:t>
       </w:r>
     </w:p>
     <w:p>
@@ -330,7 +330,7 @@
           <w:sz w:val="20"/>
           <w:szCs w:val="20"/>
         </w:rPr>
-        <w:t xml:space="preserve">Pre-computed statistics for that report type/date are looked up directly from pgvector (exact key lookup, not similarity search)</w:t>
+        <w:t>Each report type has a dedicated tool (e.g. get_daily_appointment_stats, get_department_utilization_stats) that fetches live data from provider-service, patient-service, appointment-service, and auth-service and computes the exact statistics in Python at request time — nothing is cached or precomputed ahead of time</w:t>
       </w:r>
     </w:p>
     <w:p>
@@ -349,7 +349,7 @@
           <w:sz w:val="20"/>
           <w:szCs w:val="20"/>
         </w:rPr>
-        <w:t xml:space="preserve">Prompt framing/labels are added only when the request is assembled; the LLM narrates a professional report using the exact numbers supplied</w:t>
+        <w:t>The report agent is required to call the relevant stats tool first and use its numbers exactly as returned; the LLM only narrates the report, it never calculates, estimates, or re-derives a total or percentage itself</w:t>
       </w:r>
     </w:p>
     <w:p>
@@ -368,7 +368,7 @@
           <w:sz w:val="20"/>
           <w:szCs w:val="20"/>
         </w:rPr>
-        <w:t xml:space="preserve">Missing cached statistics return HTTP 404 instructing the caller to run /ingest/sync first</w:t>
+        <w:t>Because statistics are computed live per request, there is no ingestion step or staleness window for report data — numbers always reflect the current state of the underlying services</w:t>
       </w:r>
     </w:p>
     <w:p>
@@ -422,7 +422,7 @@
           <w:sz w:val="20"/>
           <w:szCs w:val="20"/>
         </w:rPr>
-        <w:t xml:space="preserve">ai-service resolves the exact chunk for that entity and drafts the message with the appropriate prompt for the requested type</w:t>
+        <w:t>The requested patient_id, provider_id, or clinic_id is passed to the same shared tool-calling agent as an instruction; the agent uses its entity lookup tools to fetch the real, current record and drafts the message from that live data — no pre-synced data involved</w:t>
       </w:r>
     </w:p>
     <w:p>
@@ -462,22 +462,6 @@
     </w:p>
     <w:p>
       <w:pPr>
-        <w:spacing w:after="120" w:before="240"/>
-      </w:pPr>
-      <w:r>
-        <w:rPr>
-          <w:rFonts w:ascii="Calibri" w:cs="Calibri" w:eastAsia="Calibri" w:hAnsi="Calibri"/>
-          <w:b/>
-          <w:bCs/>
-          <w:color w:val="2E75B6"/>
-          <w:sz w:val="26"/>
-          <w:szCs w:val="26"/>
-        </w:rPr>
-        <w:t xml:space="preserve">UC-15  Knowledge Base Sync</w:t>
-      </w:r>
-    </w:p>
-    <w:p>
-      <w:pPr>
         <w:pStyle w:val="ListParagraph"/>
         <w:numPr>
           <w:ilvl w:val="0"/>
@@ -492,7 +476,23 @@
           <w:sz w:val="20"/>
           <w:szCs w:val="20"/>
         </w:rPr>
-        <w:t xml:space="preserve">Admin triggers /ingest/sync</w:t>
+        <w:t>Day-before and hour-before reminders are scheduled automatically via Temporal Schedules — a one-shot workflow is scheduled to fire at the exact reminder time when an appointment is created, and the schedule is cancelled if the appointment is later cancelled</w:t>
+      </w:r>
+    </w:p>
+    <w:p>
+      <w:pPr>
+        <w:spacing w:after="120" w:before="240"/>
+      </w:pPr>
+      <w:r>
+        <w:rPr>
+          <w:rFonts w:ascii="Calibri" w:cs="Calibri" w:eastAsia="Calibri" w:hAnsi="Calibri"/>
+          <w:b/>
+          <w:bCs/>
+          <w:color w:val="2E75B6"/>
+          <w:sz w:val="26"/>
+          <w:szCs w:val="26"/>
+        </w:rPr>
+        <w:t>UC-15  Document Ingestion &amp; Retrieval</w:t>
       </w:r>
     </w:p>
     <w:p>
@@ -511,7 +511,7 @@
           <w:sz w:val="20"/>
           <w:szCs w:val="20"/>
         </w:rPr>
-        <w:t xml:space="preserve">ai-service pulls current patients, providers, appointments, clinics, and departments from their owning services and resolves names, DOB, department, and clinic details</w:t>
+        <w:t>Admin uploads a PDF via /ingest/pdf (or raw text via /ingest); pgvector stores only this ingested document content — no entity or report data is pre-synced into it</w:t>
       </w:r>
     </w:p>
     <w:p>
@@ -530,7 +530,7 @@
           <w:sz w:val="20"/>
           <w:szCs w:val="20"/>
         </w:rPr>
-        <w:t xml:space="preserve">Stale chunks per source are deleted before new ones are ingested; text is embedded with all-MiniLM-L6-v2 and stored in the ai_db pgvector store</w:t>
+        <w:t>PDF ingestion runs as a Temporal workflow (PdfIngestionWorkflow) with one activity per page, so parsing/embedding is retried per page and a single bad page doesn't fail the whole upload</w:t>
       </w:r>
     </w:p>
     <w:p>
@@ -549,23 +549,7 @@
           <w:sz w:val="20"/>
           <w:szCs w:val="20"/>
         </w:rPr>
-        <w:t xml:space="preserve">Report statistic chunks for every distinct appointment date, plus department-utilization and patient-engagement summaries, are recomputed and stored in the same pass</w:t>
-      </w:r>
-    </w:p>
-    <w:p>
-      <w:pPr>
-        <w:spacing w:after="120" w:before="240"/>
-      </w:pPr>
-      <w:r>
-        <w:rPr>
-          <w:rFonts w:ascii="Calibri" w:cs="Calibri" w:eastAsia="Calibri" w:hAnsi="Calibri"/>
-          <w:b/>
-          <w:bCs/>
-          <w:color w:val="2E75B6"/>
-          <w:sz w:val="26"/>
-          <w:szCs w:val="26"/>
-        </w:rPr>
-        <w:t xml:space="preserve">UC-16  AI Usage &amp; Engagement Analytics</w:t>
+        <w:t>Each page is hashed and diffed against what's already stored: unchanged pages are skipped, changed pages have their old chunks replaced in one transaction, and pages removed from a shorter re-upload are cleaned up automatically</w:t>
       </w:r>
     </w:p>
     <w:p>
@@ -584,7 +568,23 @@
           <w:sz w:val="20"/>
           <w:szCs w:val="20"/>
         </w:rPr>
-        <w:t xml:space="preserve">analytics-service consumes ai.chat / ai.communication / ai.report events from the ai.events Kafka topic</w:t>
+        <w:t>Ingested content is retrieved by the chat/communication/report agent via a search_documents tool (cosine-similarity search), used for general hospital-knowledge questions rather than entity data</w:t>
+      </w:r>
+    </w:p>
+    <w:p>
+      <w:pPr>
+        <w:spacing w:after="120" w:before="240"/>
+      </w:pPr>
+      <w:r>
+        <w:rPr>
+          <w:rFonts w:ascii="Calibri" w:cs="Calibri" w:eastAsia="Calibri" w:hAnsi="Calibri"/>
+          <w:b/>
+          <w:bCs/>
+          <w:color w:val="2E75B6"/>
+          <w:sz w:val="26"/>
+          <w:szCs w:val="26"/>
+        </w:rPr>
+        <w:t xml:space="preserve">UC-16  AI Usage &amp; Engagement Analytics</w:t>
       </w:r>
     </w:p>
     <w:p>
@@ -603,7 +603,7 @@
           <w:sz w:val="20"/>
           <w:szCs w:val="20"/>
         </w:rPr>
-        <w:t xml:space="preserve">Redis counters and a persisted ai_interaction_events table are updated per event</w:t>
+        <w:t xml:space="preserve">analytics-service consumes ai.chat / ai.communication / ai.report events from the ai.events Kafka topic</w:t>
       </w:r>
     </w:p>
     <w:p>
@@ -622,39 +622,7 @@
           <w:sz w:val="20"/>
           <w:szCs w:val="20"/>
         </w:rPr>
-        <w:t xml:space="preserve">GET /analytics/ai (admin-only) reports AI Assistant Usage, Questions Asked/Answered, and Generated Communication Usage by type</w:t>
-      </w:r>
-    </w:p>
-    <w:p>
-      <w:pPr>
-        <w:spacing w:after="160" w:before="320"/>
-      </w:pPr>
-      <w:r>
-        <w:rPr>
-          <w:rFonts w:ascii="Calibri" w:cs="Calibri" w:eastAsia="Calibri" w:hAnsi="Calibri"/>
-          <w:b/>
-          <w:bCs/>
-          <w:color w:val="1F4E79"/>
-          <w:sz w:val="32"/>
-          <w:szCs w:val="32"/>
-        </w:rPr>
-        <w:t xml:space="preserve">3. Functional Requirements</w:t>
-      </w:r>
-    </w:p>
-    <w:p>
-      <w:pPr>
-        <w:spacing w:after="120" w:before="240"/>
-      </w:pPr>
-      <w:r>
-        <w:rPr>
-          <w:rFonts w:ascii="Calibri" w:cs="Calibri" w:eastAsia="Calibri" w:hAnsi="Calibri"/>
-          <w:b/>
-          <w:bCs/>
-          <w:color w:val="2E75B6"/>
-          <w:sz w:val="26"/>
-          <w:szCs w:val="26"/>
-        </w:rPr>
-        <w:t xml:space="preserve">AI Chat &amp; Retrieval</w:t>
+        <w:t xml:space="preserve">Redis counters and a persisted ai_interaction_events table are updated per event</w:t>
       </w:r>
     </w:p>
     <w:p>
@@ -669,22 +637,43 @@
       <w:r>
         <w:rPr>
           <w:rFonts w:ascii="Calibri" w:cs="Calibri" w:eastAsia="Calibri" w:hAnsi="Calibri"/>
+          <w:color w:val="222222"/>
+          <w:sz w:val="20"/>
+          <w:szCs w:val="20"/>
+        </w:rPr>
+        <w:t xml:space="preserve">GET /analytics/ai (admin-only) reports AI Assistant Usage, Questions Asked/Answered, and Generated Communication Usage by type</w:t>
+      </w:r>
+    </w:p>
+    <w:p>
+      <w:pPr>
+        <w:spacing w:after="160" w:before="320"/>
+      </w:pPr>
+      <w:r>
+        <w:rPr>
+          <w:rFonts w:ascii="Calibri" w:cs="Calibri" w:eastAsia="Calibri" w:hAnsi="Calibri"/>
+          <w:b/>
+          <w:bCs/>
+          <w:color w:val="1F4E79"/>
+          <w:sz w:val="32"/>
+          <w:szCs w:val="32"/>
+        </w:rPr>
+        <w:t xml:space="preserve">3. Functional Requirements</w:t>
+      </w:r>
+    </w:p>
+    <w:p>
+      <w:pPr>
+        <w:spacing w:after="120" w:before="240"/>
+      </w:pPr>
+      <w:r>
+        <w:rPr>
+          <w:rFonts w:ascii="Calibri" w:cs="Calibri" w:eastAsia="Calibri" w:hAnsi="Calibri"/>
           <w:b/>
           <w:bCs/>
           <w:color w:val="2E75B6"/>
-          <w:sz w:val="20"/>
-          <w:szCs w:val="20"/>
-        </w:rPr>
-        <w:t xml:space="preserve">FR-44  </w:t>
-      </w:r>
-      <w:r>
-        <w:rPr>
-          <w:rFonts w:ascii="Calibri" w:cs="Calibri" w:eastAsia="Calibri" w:hAnsi="Calibri"/>
-          <w:color w:val="222222"/>
-          <w:sz w:val="20"/>
-          <w:szCs w:val="20"/>
-        </w:rPr>
-        <w:t xml:space="preserve">Admin-only /chat endpoint accepts a natural-language query and streams the answer via Server-Sent Events</w:t>
+          <w:sz w:val="26"/>
+          <w:szCs w:val="26"/>
+        </w:rPr>
+        <w:t xml:space="preserve">AI Chat &amp; Retrieval</w:t>
       </w:r>
     </w:p>
     <w:p>
@@ -705,7 +694,7 @@
           <w:sz w:val="20"/>
           <w:szCs w:val="20"/>
         </w:rPr>
-        <w:t xml:space="preserve">FR-45  </w:t>
+        <w:t xml:space="preserve">FR-44  </w:t>
       </w:r>
       <w:r>
         <w:rPr>
@@ -714,7 +703,7 @@
           <w:sz w:val="20"/>
           <w:szCs w:val="20"/>
         </w:rPr>
-        <w:t xml:space="preserve">Query text is scanned for explicit entity references (patient/provider/clinic/department + numeric ID) before retrieval</w:t>
+        <w:t xml:space="preserve">Admin-only /chat endpoint accepts a natural-language query and streams the answer via Server-Sent Events</w:t>
       </w:r>
     </w:p>
     <w:p>
@@ -735,7 +724,7 @@
           <w:sz w:val="20"/>
           <w:szCs w:val="20"/>
         </w:rPr>
-        <w:t xml:space="preserve">FR-46  </w:t>
+        <w:t xml:space="preserve">FR-45  </w:t>
       </w:r>
       <w:r>
         <w:rPr>
@@ -744,7 +733,7 @@
           <w:sz w:val="20"/>
           <w:szCs w:val="20"/>
         </w:rPr>
-        <w:t xml:space="preserve">When an entity ID is detected, retrieval is filtered to sources matching that ID as a whole value, a prefix, a suffix, or a hyphen-guarded middle segment of a compound key</w:t>
+        <w:t>A scoped tool library (single-entity lookups only — patient, provider, clinic, department, user, appointment — never bulk/raw dumps) is bound to the LLM; the model decides which tool(s) to call for a given question</w:t>
       </w:r>
     </w:p>
     <w:p>
@@ -765,7 +754,7 @@
           <w:sz w:val="20"/>
           <w:szCs w:val="20"/>
         </w:rPr>
-        <w:t xml:space="preserve">FR-47  </w:t>
+        <w:t xml:space="preserve">FR-46  </w:t>
       </w:r>
       <w:r>
         <w:rPr>
@@ -774,7 +763,7 @@
           <w:sz w:val="20"/>
           <w:szCs w:val="20"/>
         </w:rPr>
-        <w:t xml:space="preserve">When no entity ID is detected, retrieval falls back to pure cosine-similarity search over the full chunk set</w:t>
+        <w:t>A shared ReAct tool-calling loop is used by /chat, /generate/communication, and /generate/report, eliminating duplicated agent logic across endpoints</w:t>
       </w:r>
     </w:p>
     <w:p>
@@ -795,7 +784,7 @@
           <w:sz w:val="20"/>
           <w:szCs w:val="20"/>
         </w:rPr>
-        <w:t xml:space="preserve">FR-48  </w:t>
+        <w:t xml:space="preserve">FR-47  </w:t>
       </w:r>
       <w:r>
         <w:rPr>
@@ -804,7 +793,7 @@
           <w:sz w:val="20"/>
           <w:szCs w:val="20"/>
         </w:rPr>
-        <w:t xml:space="preserve">Retrieved chunks and their similarity scores are logged server-side for retrieval debugging</w:t>
+        <w:t>Every round of the tool-calling loop is streamed live over Server-Sent Events, including visible status events for each tool call in progress, not just the final answer</w:t>
       </w:r>
     </w:p>
     <w:p>
@@ -825,7 +814,7 @@
           <w:sz w:val="20"/>
           <w:szCs w:val="20"/>
         </w:rPr>
-        <w:t xml:space="preserve">FR-49  </w:t>
+        <w:t xml:space="preserve">FR-48  </w:t>
       </w:r>
       <w:r>
         <w:rPr>
@@ -834,23 +823,7 @@
           <w:sz w:val="20"/>
           <w:szCs w:val="20"/>
         </w:rPr>
-        <w:t xml:space="preserve">The chat LLM is instructed to answer only from supplied context and to say so honestly when context is insufficient</w:t>
-      </w:r>
-    </w:p>
-    <w:p>
-      <w:pPr>
-        <w:spacing w:after="120" w:before="240"/>
-      </w:pPr>
-      <w:r>
-        <w:rPr>
-          <w:rFonts w:ascii="Calibri" w:cs="Calibri" w:eastAsia="Calibri" w:hAnsi="Calibri"/>
-          <w:b/>
-          <w:bCs/>
-          <w:color w:val="2E75B6"/>
-          <w:sz w:val="26"/>
-          <w:szCs w:val="26"/>
-        </w:rPr>
-        <w:t xml:space="preserve">Report &amp; Summary Generation</w:t>
+        <w:t>Any ID returned by a tool (department_id, user_id, clinic_id) must be resolved via the matching tool before being shown to the user; this is enforced explicitly in the system prompt</w:t>
       </w:r>
     </w:p>
     <w:p>
@@ -871,7 +844,7 @@
           <w:sz w:val="20"/>
           <w:szCs w:val="20"/>
         </w:rPr>
-        <w:t xml:space="preserve">FR-50  </w:t>
+        <w:t xml:space="preserve">FR-49  </w:t>
       </w:r>
       <w:r>
         <w:rPr>
@@ -880,7 +853,23 @@
           <w:sz w:val="20"/>
           <w:szCs w:val="20"/>
         </w:rPr>
-        <w:t xml:space="preserve">/generate/report supports four report types: daily appointment summary, department utilization, patient engagement, executive operational snapshot</w:t>
+        <w:t>The chat LLM is instructed to answer only from live tool results, never invented data, and to say so honestly when a lookup returns nothing</w:t>
+      </w:r>
+    </w:p>
+    <w:p>
+      <w:pPr>
+        <w:spacing w:after="120" w:before="240"/>
+      </w:pPr>
+      <w:r>
+        <w:rPr>
+          <w:rFonts w:ascii="Calibri" w:cs="Calibri" w:eastAsia="Calibri" w:hAnsi="Calibri"/>
+          <w:b/>
+          <w:bCs/>
+          <w:color w:val="2E75B6"/>
+          <w:sz w:val="26"/>
+          <w:szCs w:val="26"/>
+        </w:rPr>
+        <w:t xml:space="preserve">Report &amp; Summary Generation</w:t>
       </w:r>
     </w:p>
     <w:p>
@@ -901,7 +890,7 @@
           <w:sz w:val="20"/>
           <w:szCs w:val="20"/>
         </w:rPr>
-        <w:t xml:space="preserve">FR-51  </w:t>
+        <w:t xml:space="preserve">FR-50  </w:t>
       </w:r>
       <w:r>
         <w:rPr>
@@ -910,7 +899,7 @@
           <w:sz w:val="20"/>
           <w:szCs w:val="20"/>
         </w:rPr>
-        <w:t xml:space="preserve">All totals, counts, and percentages are pre-computed in Python and stored as pure-data chunks in pgvector; the LLM never performs arithmetic itself</w:t>
+        <w:t xml:space="preserve">/generate/report supports four report types: daily appointment summary, department utilization, patient engagement, executive operational snapshot</w:t>
       </w:r>
     </w:p>
     <w:p>
@@ -931,7 +920,7 @@
           <w:sz w:val="20"/>
           <w:szCs w:val="20"/>
         </w:rPr>
-        <w:t xml:space="preserve">FR-52  </w:t>
+        <w:t xml:space="preserve">FR-51  </w:t>
       </w:r>
       <w:r>
         <w:rPr>
@@ -940,7 +929,7 @@
           <w:sz w:val="20"/>
           <w:szCs w:val="20"/>
         </w:rPr>
-        <w:t xml:space="preserve">Prompt framing and section labels are applied only at request time when the LLM message is assembled, never persisted into the vector store</w:t>
+        <w:t>All totals, counts, and percentages are computed deterministically in Python inside dedicated report-stats tools that fetch live data at request time; the LLM never performs arithmetic itself</w:t>
       </w:r>
     </w:p>
     <w:p>
@@ -961,7 +950,7 @@
           <w:sz w:val="20"/>
           <w:szCs w:val="20"/>
         </w:rPr>
-        <w:t xml:space="preserve">FR-53  </w:t>
+        <w:t xml:space="preserve">FR-52  </w:t>
       </w:r>
       <w:r>
         <w:rPr>
@@ -970,7 +959,7 @@
           <w:sz w:val="20"/>
           <w:szCs w:val="20"/>
         </w:rPr>
-        <w:t xml:space="preserve">Per-provider, per-department breakdowns are precomputed for daily reports so the LLM is not required to group or tally raw appointment lists</w:t>
+        <w:t>The report agent must call the appropriate stats tool before writing any numbers, and must use those numbers exactly as returned</w:t>
       </w:r>
     </w:p>
     <w:p>
@@ -991,7 +980,7 @@
           <w:sz w:val="20"/>
           <w:szCs w:val="20"/>
         </w:rPr>
-        <w:t xml:space="preserve">FR-54  </w:t>
+        <w:t xml:space="preserve">FR-53  </w:t>
       </w:r>
       <w:r>
         <w:rPr>
@@ -1000,7 +989,7 @@
           <w:sz w:val="20"/>
           <w:szCs w:val="20"/>
         </w:rPr>
-        <w:t xml:space="preserve">The system prompt explicitly forbids the LLM from inventing patients, providers, or departments not present in the supplied data</w:t>
+        <w:t xml:space="preserve">Per-provider, per-department breakdowns are precomputed for daily reports so the LLM is not required to group or tally raw appointment lists</w:t>
       </w:r>
     </w:p>
     <w:p>
@@ -1021,7 +1010,7 @@
           <w:sz w:val="20"/>
           <w:szCs w:val="20"/>
         </w:rPr>
-        <w:t xml:space="preserve">FR-55  </w:t>
+        <w:t xml:space="preserve">FR-54  </w:t>
       </w:r>
       <w:r>
         <w:rPr>
@@ -1030,23 +1019,7 @@
           <w:sz w:val="20"/>
           <w:szCs w:val="20"/>
         </w:rPr>
-        <w:t xml:space="preserve">Requesting a report for a date/type with no cached statistics returns HTTP 404 instructing the caller to run /ingest/sync first</w:t>
-      </w:r>
-    </w:p>
-    <w:p>
-      <w:pPr>
-        <w:spacing w:after="120" w:before="240"/>
-      </w:pPr>
-      <w:r>
-        <w:rPr>
-          <w:rFonts w:ascii="Calibri" w:cs="Calibri" w:eastAsia="Calibri" w:hAnsi="Calibri"/>
-          <w:b/>
-          <w:bCs/>
-          <w:color w:val="2E75B6"/>
-          <w:sz w:val="26"/>
-          <w:szCs w:val="26"/>
-        </w:rPr>
-        <w:t xml:space="preserve">AI-Generated Communications</w:t>
+        <w:t xml:space="preserve">The system prompt explicitly forbids the LLM from inventing patients, providers, or departments not present in the supplied data</w:t>
       </w:r>
     </w:p>
     <w:p>
@@ -1067,7 +1040,7 @@
           <w:sz w:val="20"/>
           <w:szCs w:val="20"/>
         </w:rPr>
-        <w:t xml:space="preserve">FR-56  </w:t>
+        <w:t xml:space="preserve">FR-55  </w:t>
       </w:r>
       <w:r>
         <w:rPr>
@@ -1076,7 +1049,23 @@
           <w:sz w:val="20"/>
           <w:szCs w:val="20"/>
         </w:rPr>
-        <w:t xml:space="preserve">/generate/communication supports four types: follow-up, service recommendation, preventive care, operational assistance</w:t>
+        <w:t>Report statistics are always computed live per request — there is no ingestion step or staleness window for report data</w:t>
+      </w:r>
+    </w:p>
+    <w:p>
+      <w:pPr>
+        <w:spacing w:after="120" w:before="240"/>
+      </w:pPr>
+      <w:r>
+        <w:rPr>
+          <w:rFonts w:ascii="Calibri" w:cs="Calibri" w:eastAsia="Calibri" w:hAnsi="Calibri"/>
+          <w:b/>
+          <w:bCs/>
+          <w:color w:val="2E75B6"/>
+          <w:sz w:val="26"/>
+          <w:szCs w:val="26"/>
+        </w:rPr>
+        <w:t xml:space="preserve">AI-Generated Communications</w:t>
       </w:r>
     </w:p>
     <w:p>
@@ -1097,7 +1086,7 @@
           <w:sz w:val="20"/>
           <w:szCs w:val="20"/>
         </w:rPr>
-        <w:t xml:space="preserve">FR-57  </w:t>
+        <w:t xml:space="preserve">FR-56  </w:t>
       </w:r>
       <w:r>
         <w:rPr>
@@ -1106,7 +1095,7 @@
           <w:sz w:val="20"/>
           <w:szCs w:val="20"/>
         </w:rPr>
-        <w:t xml:space="preserve">Communication requests are scoped to a specific patient, provider, or clinic via an exact source lookup against the corresponding chunk</w:t>
+        <w:t xml:space="preserve">/generate/communication supports four types: follow-up, service recommendation, preventive care, operational assistance</w:t>
       </w:r>
     </w:p>
     <w:p>
@@ -1127,7 +1116,7 @@
           <w:sz w:val="20"/>
           <w:szCs w:val="20"/>
         </w:rPr>
-        <w:t xml:space="preserve">FR-58  </w:t>
+        <w:t xml:space="preserve">FR-57  </w:t>
       </w:r>
       <w:r>
         <w:rPr>
@@ -1136,7 +1125,7 @@
           <w:sz w:val="20"/>
           <w:szCs w:val="20"/>
         </w:rPr>
-        <w:t xml:space="preserve">/generate/reminder drafts a short reminder message (day-before or hour-before) from structured appointment, patient, provider, and clinic details, without placeholders</w:t>
+        <w:t>Requests are scoped to a specific patient, provider, or clinic via a typed ID in the request body; that ID is passed to the shared tool-calling agent, which fetches the live record itself rather than a pre-synced chunk</w:t>
       </w:r>
     </w:p>
     <w:p>
@@ -1157,7 +1146,7 @@
           <w:sz w:val="20"/>
           <w:szCs w:val="20"/>
         </w:rPr>
-        <w:t xml:space="preserve">FR-59  </w:t>
+        <w:t xml:space="preserve">FR-58  </w:t>
       </w:r>
       <w:r>
         <w:rPr>
@@ -1166,23 +1155,7 @@
           <w:sz w:val="20"/>
           <w:szCs w:val="20"/>
         </w:rPr>
-        <w:t xml:space="preserve">Chat, report, and communication calls always record success/failure status as a Kafka event, even when the underlying LLM call fails</w:t>
-      </w:r>
-    </w:p>
-    <w:p>
-      <w:pPr>
-        <w:spacing w:after="120" w:before="240"/>
-      </w:pPr>
-      <w:r>
-        <w:rPr>
-          <w:rFonts w:ascii="Calibri" w:cs="Calibri" w:eastAsia="Calibri" w:hAnsi="Calibri"/>
-          <w:b/>
-          <w:bCs/>
-          <w:color w:val="2E75B6"/>
-          <w:sz w:val="26"/>
-          <w:szCs w:val="26"/>
-        </w:rPr>
-        <w:t xml:space="preserve">Knowledge Base Sync &amp; Data Ingestion</w:t>
+        <w:t xml:space="preserve">/generate/reminder drafts a short reminder message (day-before or hour-before) from structured appointment, patient, provider, and clinic details, without placeholders</w:t>
       </w:r>
     </w:p>
     <w:p>
@@ -1203,7 +1176,7 @@
           <w:sz w:val="20"/>
           <w:szCs w:val="20"/>
         </w:rPr>
-        <w:t xml:space="preserve">FR-60  </w:t>
+        <w:t xml:space="preserve">FR-59  </w:t>
       </w:r>
       <w:r>
         <w:rPr>
@@ -1212,7 +1185,23 @@
           <w:sz w:val="20"/>
           <w:szCs w:val="20"/>
         </w:rPr>
-        <w:t xml:space="preserve">/ingest/sync rebuilds chunks for every provider, patient, appointment, clinic, and department, combining IDs with resolved names (and DOB, department, clinic where relevant)</w:t>
+        <w:t xml:space="preserve">Chat, report, and communication calls always record success/failure status as a Kafka event, even when the underlying LLM call fails</w:t>
+      </w:r>
+    </w:p>
+    <w:p>
+      <w:pPr>
+        <w:spacing w:after="120" w:before="240"/>
+      </w:pPr>
+      <w:r>
+        <w:rPr>
+          <w:rFonts w:ascii="Calibri" w:cs="Calibri" w:eastAsia="Calibri" w:hAnsi="Calibri"/>
+          <w:b/>
+          <w:bCs/>
+          <w:color w:val="2E75B6"/>
+          <w:sz w:val="26"/>
+          <w:szCs w:val="26"/>
+        </w:rPr>
+        <w:t>Document Ingestion &amp; Retrieval</w:t>
       </w:r>
     </w:p>
     <w:p>
@@ -1233,7 +1222,7 @@
           <w:sz w:val="20"/>
           <w:szCs w:val="20"/>
         </w:rPr>
-        <w:t xml:space="preserve">FR-61  </w:t>
+        <w:t xml:space="preserve">FR-60  </w:t>
       </w:r>
       <w:r>
         <w:rPr>
@@ -1242,7 +1231,7 @@
           <w:sz w:val="20"/>
           <w:szCs w:val="20"/>
         </w:rPr>
-        <w:t xml:space="preserve">Stale chunks for a source are deleted before new chunks for that source are ingested, preventing duplicate or outdated entries</w:t>
+        <w:t>PDF ingestion runs as a Temporal workflow (PdfIngestionWorkflow) with one activity per page; a single page's parsing/embedding failure does not fail the whole upload</w:t>
       </w:r>
     </w:p>
     <w:p>
@@ -1263,7 +1252,7 @@
           <w:sz w:val="20"/>
           <w:szCs w:val="20"/>
         </w:rPr>
-        <w:t xml:space="preserve">FR-62  </w:t>
+        <w:t xml:space="preserve">FR-61  </w:t>
       </w:r>
       <w:r>
         <w:rPr>
@@ -1272,7 +1261,7 @@
           <w:sz w:val="20"/>
           <w:szCs w:val="20"/>
         </w:rPr>
-        <w:t xml:space="preserve">Text chunks are embedded with the all-MiniLM-L6-v2 sentence-transformer model before storage</w:t>
+        <w:t>Pages are hashed and diffed per re-upload: unchanged pages are skipped, changed pages have their chunks replaced in a single transaction, and pages removed from a shorter re-upload are cleaned up (orphan-page deletion)</w:t>
       </w:r>
     </w:p>
     <w:p>
@@ -1293,7 +1282,7 @@
           <w:sz w:val="20"/>
           <w:szCs w:val="20"/>
         </w:rPr>
-        <w:t xml:space="preserve">FR-63  </w:t>
+        <w:t xml:space="preserve">FR-62  </w:t>
       </w:r>
       <w:r>
         <w:rPr>
@@ -1302,23 +1291,7 @@
           <w:sz w:val="20"/>
           <w:szCs w:val="20"/>
         </w:rPr>
-        <w:t xml:space="preserve">/ingest and /ingest/pdf allow ad hoc ingestion of arbitrary text and PDF documents into the same vector store</w:t>
-      </w:r>
-    </w:p>
-    <w:p>
-      <w:pPr>
-        <w:spacing w:after="120" w:before="240"/>
-      </w:pPr>
-      <w:r>
-        <w:rPr>
-          <w:rFonts w:ascii="Calibri" w:cs="Calibri" w:eastAsia="Calibri" w:hAnsi="Calibri"/>
-          <w:b/>
-          <w:bCs/>
-          <w:color w:val="2E75B6"/>
-          <w:sz w:val="26"/>
-          <w:szCs w:val="26"/>
-        </w:rPr>
-        <w:t xml:space="preserve">AI Analytics &amp; Observability</w:t>
+        <w:t xml:space="preserve">Text chunks are embedded with the all-MiniLM-L6-v2 sentence-transformer model before storage</w:t>
       </w:r>
     </w:p>
     <w:p>
@@ -1339,7 +1312,7 @@
           <w:sz w:val="20"/>
           <w:szCs w:val="20"/>
         </w:rPr>
-        <w:t xml:space="preserve">FR-64  </w:t>
+        <w:t xml:space="preserve">FR-63  </w:t>
       </w:r>
       <w:r>
         <w:rPr>
@@ -1348,7 +1321,23 @@
           <w:sz w:val="20"/>
           <w:szCs w:val="20"/>
         </w:rPr>
-        <w:t xml:space="preserve">Every /chat, /generate/communication, and /generate/report call publishes an ai.events Kafka event carrying event type, status, and user ID</w:t>
+        <w:t>/ingest (plain text) and /ingest/pdf (via the Temporal ingestion workflow) allow ad hoc ingestion of arbitrary text and PDF documents into the same pgvector store — the only data pgvector now holds</w:t>
+      </w:r>
+    </w:p>
+    <w:p>
+      <w:pPr>
+        <w:spacing w:after="120" w:before="240"/>
+      </w:pPr>
+      <w:r>
+        <w:rPr>
+          <w:rFonts w:ascii="Calibri" w:cs="Calibri" w:eastAsia="Calibri" w:hAnsi="Calibri"/>
+          <w:b/>
+          <w:bCs/>
+          <w:color w:val="2E75B6"/>
+          <w:sz w:val="26"/>
+          <w:szCs w:val="26"/>
+        </w:rPr>
+        <w:t xml:space="preserve">AI Analytics &amp; Observability</w:t>
       </w:r>
     </w:p>
     <w:p>
@@ -1369,7 +1358,7 @@
           <w:sz w:val="20"/>
           <w:szCs w:val="20"/>
         </w:rPr>
-        <w:t xml:space="preserve">FR-65  </w:t>
+        <w:t xml:space="preserve">FR-64  </w:t>
       </w:r>
       <w:r>
         <w:rPr>
@@ -1378,7 +1367,7 @@
           <w:sz w:val="20"/>
           <w:szCs w:val="20"/>
         </w:rPr>
-        <w:t xml:space="preserve">GET /analytics/ai (admin-only) returns AI Assistant Usage, Questions Asked/Answered, and Generated Communication Usage broken down by type</w:t>
+        <w:t xml:space="preserve">Every /chat, /generate/communication, and /generate/report call publishes an ai.events Kafka event carrying event type, status, and user ID</w:t>
       </w:r>
     </w:p>
     <w:p>
@@ -1399,6 +1388,36 @@
           <w:sz w:val="20"/>
           <w:szCs w:val="20"/>
         </w:rPr>
+        <w:t xml:space="preserve">FR-65  </w:t>
+      </w:r>
+      <w:r>
+        <w:rPr>
+          <w:rFonts w:ascii="Calibri" w:cs="Calibri" w:eastAsia="Calibri" w:hAnsi="Calibri"/>
+          <w:color w:val="222222"/>
+          <w:sz w:val="20"/>
+          <w:szCs w:val="20"/>
+        </w:rPr>
+        <w:t xml:space="preserve">GET /analytics/ai (admin-only) returns AI Assistant Usage, Questions Asked/Answered, and Generated Communication Usage broken down by type</w:t>
+      </w:r>
+    </w:p>
+    <w:p>
+      <w:pPr>
+        <w:pStyle w:val="ListParagraph"/>
+        <w:numPr>
+          <w:ilvl w:val="0"/>
+          <w:numId w:val="2"/>
+        </w:numPr>
+        <w:spacing w:after="60" w:before="60"/>
+      </w:pPr>
+      <w:r>
+        <w:rPr>
+          <w:rFonts w:ascii="Calibri" w:cs="Calibri" w:eastAsia="Calibri" w:hAnsi="Calibri"/>
+          <w:b/>
+          <w:bCs/>
+          <w:color w:val="2E75B6"/>
+          <w:sz w:val="20"/>
+          <w:szCs w:val="20"/>
+        </w:rPr>
         <w:t xml:space="preserve">FR-66  </w:t>
       </w:r>
       <w:r>
@@ -1409,6 +1428,66 @@
           <w:szCs w:val="20"/>
         </w:rPr>
         <w:t xml:space="preserve">LangChain LLM calls are auto-instrumented via OpenTelemetry and exported to Jaeger for tracing of model latency, token usage, and errors</w:t>
+      </w:r>
+    </w:p>
+    <w:p>
+      <w:pPr>
+        <w:pStyle w:val="ListParagraph"/>
+        <w:numPr>
+          <w:ilvl w:val="0"/>
+          <w:numId w:val="2"/>
+        </w:numPr>
+        <w:spacing w:after="60" w:before="60"/>
+      </w:pPr>
+      <w:r>
+        <w:rPr>
+          <w:rFonts w:ascii="Calibri" w:cs="Calibri" w:eastAsia="Calibri" w:hAnsi="Calibri"/>
+          <w:b/>
+          <w:bCs/>
+          <w:color w:val="2E75B6"/>
+          <w:sz w:val="20"/>
+          <w:szCs w:val="20"/>
+        </w:rPr>
+        <w:t xml:space="preserve">FR-67  </w:t>
+      </w:r>
+      <w:r>
+        <w:rPr>
+          <w:rFonts w:ascii="Calibri" w:cs="Calibri" w:eastAsia="Calibri" w:hAnsi="Calibri"/>
+          <w:color w:val="222222"/>
+          <w:sz w:val="20"/>
+          <w:szCs w:val="20"/>
+        </w:rPr>
+        <w:t>Day-before and hour-before appointment reminders are scheduled via Temporal Schedules — a one-shot workflow per reminder is scheduled when an appointment is created and cancelled if the appointment is cancelled</w:t>
+      </w:r>
+    </w:p>
+    <w:p>
+      <w:pPr>
+        <w:pStyle w:val="ListParagraph"/>
+        <w:numPr>
+          <w:ilvl w:val="0"/>
+          <w:numId w:val="2"/>
+        </w:numPr>
+        <w:spacing w:after="60" w:before="60"/>
+      </w:pPr>
+      <w:r>
+        <w:rPr>
+          <w:rFonts w:ascii="Calibri" w:cs="Calibri" w:eastAsia="Calibri" w:hAnsi="Calibri"/>
+          <w:b/>
+          <w:bCs/>
+          <w:color w:val="2E75B6"/>
+          <w:sz w:val="20"/>
+          <w:szCs w:val="20"/>
+        </w:rPr>
+        <w:t xml:space="preserve">FR-68  </w:t>
+      </w:r>
+      <w:r>
+        <w:rPr>
+          <w:rFonts w:ascii="Calibri" w:cs="Calibri" w:eastAsia="Calibri" w:hAnsi="Calibri"/>
+          <w:color w:val="222222"/>
+          <w:sz w:val="20"/>
+          <w:szCs w:val="20"/>
+        </w:rPr>
+        <w:t>The tool library exposed to any agent is restricted to single-entity lookups and pre-verified computed-stat tools; no endpoint exposes a bulk/raw entity dump to the LLM</w:t>
       </w:r>
     </w:p>
     <w:p>
@@ -1738,7 +1817,7 @@
                 <w:sz w:val="19"/>
                 <w:szCs w:val="19"/>
               </w:rPr>
-              <w:t xml:space="preserve">Knowledge base chunks reflect the state of patient/provider/appointment data as of the most recent /ingest/sync run</w:t>
+              <w:t>Entity data (patients, providers, appointments) is fetched live per request, so there is no staleness window; only ingested PDF/document content depends on when it was last uploaded</w:t>
             </w:r>
           </w:p>
         </w:tc>
@@ -2590,6 +2669,120 @@
           </w:p>
         </w:tc>
       </w:tr>
+      <w:tr>
+        <w:tc>
+          <w:tcPr>
+            <w:tcW w:type="dxa" w:w="1100"/>
+          </w:tcPr>
+          <w:p>
+            <w:r>
+              <w:rPr>
+                <w:rFonts w:ascii="Calibri" w:hAnsi="Calibri"/>
+                <w:b/>
+                <w:color w:val="1F4E79"/>
+                <w:sz w:val="19"/>
+              </w:rPr>
+              <w:t>Part B</w:t>
+            </w:r>
+          </w:p>
+        </w:tc>
+        <w:tc>
+          <w:tcPr>
+            <w:tcW w:type="dxa" w:w="900"/>
+          </w:tcPr>
+          <w:p>
+            <w:r>
+              <w:rPr>
+                <w:rFonts w:ascii="Calibri" w:hAnsi="Calibri"/>
+                <w:b w:val="0"/>
+                <w:color w:val="222222"/>
+                <w:sz w:val="19"/>
+              </w:rPr>
+              <w:t>Week 6</w:t>
+            </w:r>
+          </w:p>
+        </w:tc>
+        <w:tc>
+          <w:tcPr>
+            <w:tcW w:type="dxa" w:w="900"/>
+          </w:tcPr>
+          <w:p>
+            <w:r>
+              <w:rPr>
+                <w:rFonts w:ascii="Calibri" w:hAnsi="Calibri"/>
+                <w:b w:val="0"/>
+                <w:color w:val="222222"/>
+                <w:sz w:val="19"/>
+              </w:rPr>
+              <w:t>Part B</w:t>
+            </w:r>
+          </w:p>
+        </w:tc>
+        <w:tc>
+          <w:tcPr>
+            <w:tcW w:type="dxa" w:w="1300"/>
+          </w:tcPr>
+          <w:p>
+            <w:r>
+              <w:rPr>
+                <w:rFonts w:ascii="Calibri" w:hAnsi="Calibri"/>
+                <w:b w:val="0"/>
+                <w:color w:val="222222"/>
+                <w:sz w:val="19"/>
+              </w:rPr>
+              <w:t>1</w:t>
+            </w:r>
+          </w:p>
+        </w:tc>
+        <w:tc>
+          <w:tcPr>
+            <w:tcW w:type="dxa" w:w="1620"/>
+          </w:tcPr>
+          <w:p>
+            <w:r>
+              <w:rPr>
+                <w:rFonts w:ascii="Calibri" w:hAnsi="Calibri"/>
+                <w:b w:val="0"/>
+                <w:color w:val="222222"/>
+                <w:sz w:val="19"/>
+              </w:rPr>
+              <w:t>10-Aug-2026</w:t>
+            </w:r>
+          </w:p>
+        </w:tc>
+        <w:tc>
+          <w:tcPr>
+            <w:tcW w:type="dxa" w:w="1820"/>
+          </w:tcPr>
+          <w:p>
+            <w:r>
+              <w:rPr>
+                <w:rFonts w:ascii="Calibri" w:hAnsi="Calibri"/>
+                <w:b w:val="0"/>
+                <w:color w:val="222222"/>
+                <w:sz w:val="19"/>
+              </w:rPr>
+              <w:t>19-Aug-2026</w:t>
+            </w:r>
+          </w:p>
+        </w:tc>
+        <w:tc>
+          <w:tcPr>
+            <w:tcW w:type="dxa" w:w="1720"/>
+          </w:tcPr>
+          <w:p>
+            <w:r>
+              <w:rPr>
+                <w:rFonts w:ascii="Calibri" w:hAnsi="Calibri"/>
+                <w:b w:val="0"/>
+                <w:color w:val="222222"/>
+                <w:sz w:val="19"/>
+              </w:rPr>
+              <w:t>19-Aug-2026</w:t>
+            </w:r>
+          </w:p>
+        </w:tc>
+      </w:tr>
     </w:tbl>
     <w:p>
       <w:pPr>
@@ -2792,6 +2985,98 @@
           <w:szCs w:val="20"/>
         </w:rPr>
         <w:t xml:space="preserve">Externalised the Groq model identifier to the GROQ_MODEL environment variable</w:t>
+      </w:r>
+    </w:p>
+    <w:p>
+      <w:pPr>
+        <w:spacing w:before="120"/>
+      </w:pPr>
+      <w:r>
+        <w:rPr>
+          <w:rFonts w:ascii="Calibri" w:cs="Calibri" w:eastAsia="Calibri" w:hAnsi="Calibri"/>
+          <w:b/>
+          <w:bCs/>
+          <w:color w:val="1F4E79"/>
+          <w:sz w:val="21"/>
+          <w:szCs w:val="21"/>
+        </w:rPr>
+        <w:t>Week 6 — 10-Aug-2026 to 19-Aug-2026 (completed 19-Aug-2026)</w:t>
+      </w:r>
+    </w:p>
+    <w:p>
+      <w:pPr>
+        <w:pStyle w:val="ListParagraph"/>
+        <w:numPr>
+          <w:ilvl w:val="0"/>
+          <w:numId w:val="2"/>
+        </w:numPr>
+        <w:spacing w:after="60" w:before="60"/>
+      </w:pPr>
+      <w:r>
+        <w:rPr>
+          <w:rFonts w:ascii="Calibri" w:cs="Calibri" w:eastAsia="Calibri" w:hAnsi="Calibri"/>
+          <w:color w:val="222222"/>
+          <w:sz w:val="20"/>
+          <w:szCs w:val="20"/>
+        </w:rPr>
+        <w:t>Migrated /chat, /generate/communication, and /generate/report to a shared, agentic tool-calling loop with a scoped tool library — no more query parsing, chunk pre-fetching, or /ingest/sync</w:t>
+      </w:r>
+    </w:p>
+    <w:p>
+      <w:pPr>
+        <w:pStyle w:val="ListParagraph"/>
+        <w:numPr>
+          <w:ilvl w:val="0"/>
+          <w:numId w:val="2"/>
+        </w:numPr>
+        <w:spacing w:after="60" w:before="60"/>
+      </w:pPr>
+      <w:r>
+        <w:rPr>
+          <w:rFonts w:ascii="Calibri" w:cs="Calibri" w:eastAsia="Calibri" w:hAnsi="Calibri"/>
+          <w:color w:val="222222"/>
+          <w:sz w:val="20"/>
+          <w:szCs w:val="20"/>
+        </w:rPr>
+        <w:t>Rebuilt PDF ingestion as a Temporal workflow (PdfIngestionWorkflow) with per-page hashing, diffing, and orphan-page cleanup, replacing whole-file re-embedding</w:t>
+      </w:r>
+    </w:p>
+    <w:p>
+      <w:pPr>
+        <w:pStyle w:val="ListParagraph"/>
+        <w:numPr>
+          <w:ilvl w:val="0"/>
+          <w:numId w:val="2"/>
+        </w:numPr>
+        <w:spacing w:after="60" w:before="60"/>
+      </w:pPr>
+      <w:r>
+        <w:rPr>
+          <w:rFonts w:ascii="Calibri" w:cs="Calibri" w:eastAsia="Calibri" w:hAnsi="Calibri"/>
+          <w:color w:val="222222"/>
+          <w:sz w:val="20"/>
+          <w:szCs w:val="20"/>
+        </w:rPr>
+        <w:t>Replaced sleeping reminder workflows with Temporal Schedules — one-shot day-before/hour-before workflows scheduled per appointment and cancelled on cancellation</w:t>
+      </w:r>
+    </w:p>
+    <w:p>
+      <w:pPr>
+        <w:pStyle w:val="ListParagraph"/>
+        <w:numPr>
+          <w:ilvl w:val="0"/>
+          <w:numId w:val="2"/>
+        </w:numPr>
+        <w:spacing w:after="60" w:before="60"/>
+      </w:pPr>
+      <w:r>
+        <w:rPr>
+          <w:rFonts w:ascii="Calibri" w:cs="Calibri" w:eastAsia="Calibri" w:hAnsi="Calibri"/>
+          <w:color w:val="222222"/>
+          <w:sz w:val="20"/>
+          <w:szCs w:val="20"/>
+        </w:rPr>
+        <w:t>Scoped pgvector to store only ingested PDF/document content; report statistics are now computed live per request instead of cached</w:t>
       </w:r>
     </w:p>
     <w:p>
@@ -3121,7 +3406,7 @@
                 <w:sz w:val="19"/>
                 <w:szCs w:val="19"/>
               </w:rPr>
-              <w:t xml:space="preserve">Entity reference detection in queries</w:t>
+              <w:t>Scoped tool library bound to chat LLM</w:t>
             </w:r>
           </w:p>
         </w:tc>
@@ -3193,7 +3478,7 @@
                 <w:sz w:val="19"/>
                 <w:szCs w:val="19"/>
               </w:rPr>
-              <w:t xml:space="preserve">Week 4</w:t>
+              <w:t>Week 6</w:t>
             </w:r>
           </w:p>
         </w:tc>
@@ -3243,7 +3528,7 @@
                 <w:sz w:val="19"/>
                 <w:szCs w:val="19"/>
               </w:rPr>
-              <w:t xml:space="preserve">Boundary-safe entity chunk filtering</w:t>
+              <w:t>Shared ReAct tool-calling loop (chat/communication/report)</w:t>
             </w:r>
           </w:p>
         </w:tc>
@@ -3315,7 +3600,7 @@
                 <w:sz w:val="19"/>
                 <w:szCs w:val="19"/>
               </w:rPr>
-              <w:t xml:space="preserve">Week 4</w:t>
+              <w:t>Week 6</w:t>
             </w:r>
           </w:p>
         </w:tc>
@@ -3365,7 +3650,7 @@
                 <w:sz w:val="19"/>
                 <w:szCs w:val="19"/>
               </w:rPr>
-              <w:t xml:space="preserve">Cosine-similarity fallback retrieval</w:t>
+              <w:t>Live SSE streaming of every tool-loop round</w:t>
             </w:r>
           </w:p>
         </w:tc>
@@ -3437,7 +3722,7 @@
                 <w:sz w:val="19"/>
                 <w:szCs w:val="19"/>
               </w:rPr>
-              <w:t xml:space="preserve">Week 4</w:t>
+              <w:t>Week 6</w:t>
             </w:r>
           </w:p>
         </w:tc>
@@ -3487,7 +3772,7 @@
                 <w:sz w:val="19"/>
                 <w:szCs w:val="19"/>
               </w:rPr>
-              <w:t xml:space="preserve">Retrieval debug logging</w:t>
+              <w:t>Tool-surfaced ID resolution before display</w:t>
             </w:r>
           </w:p>
         </w:tc>
@@ -3559,7 +3844,7 @@
                 <w:sz w:val="19"/>
                 <w:szCs w:val="19"/>
               </w:rPr>
-              <w:t xml:space="preserve">Week 4</w:t>
+              <w:t>Week 6</w:t>
             </w:r>
           </w:p>
         </w:tc>
@@ -3609,7 +3894,7 @@
                 <w:sz w:val="19"/>
                 <w:szCs w:val="19"/>
               </w:rPr>
-              <w:t xml:space="preserve">Context-grounded chat answers</w:t>
+              <w:t>Tool-result-grounded chat answers</w:t>
             </w:r>
           </w:p>
         </w:tc>
@@ -3681,7 +3966,7 @@
                 <w:sz w:val="19"/>
                 <w:szCs w:val="19"/>
               </w:rPr>
-              <w:t xml:space="preserve">Week 4</w:t>
+              <w:t>Week 6</w:t>
             </w:r>
           </w:p>
         </w:tc>
@@ -3853,7 +4138,7 @@
                 <w:sz w:val="19"/>
                 <w:szCs w:val="19"/>
               </w:rPr>
-              <w:t xml:space="preserve">Deterministic pre-computed statistics</w:t>
+              <w:t>Live-computed statistics via report-stats tools</w:t>
             </w:r>
           </w:p>
         </w:tc>
@@ -3925,7 +4210,7 @@
                 <w:sz w:val="19"/>
                 <w:szCs w:val="19"/>
               </w:rPr>
-              <w:t xml:space="preserve">Week 4</w:t>
+              <w:t>Week 6</w:t>
             </w:r>
           </w:p>
         </w:tc>
@@ -3975,7 +4260,7 @@
                 <w:sz w:val="19"/>
                 <w:szCs w:val="19"/>
               </w:rPr>
-              <w:t xml:space="preserve">Prompt framing applied only at request time</w:t>
+              <w:t>Report agent must call stats tool before writing numbers</w:t>
             </w:r>
           </w:p>
         </w:tc>
@@ -4047,7 +4332,7 @@
                 <w:sz w:val="19"/>
                 <w:szCs w:val="19"/>
               </w:rPr>
-              <w:t xml:space="preserve">Week 4</w:t>
+              <w:t>Week 6</w:t>
             </w:r>
           </w:p>
         </w:tc>
@@ -4341,7 +4626,7 @@
                 <w:sz w:val="19"/>
                 <w:szCs w:val="19"/>
               </w:rPr>
-              <w:t xml:space="preserve">404 on missing cached report data</w:t>
+              <w:t>Report stats always computed live (no staleness)</w:t>
             </w:r>
           </w:p>
         </w:tc>
@@ -4413,7 +4698,7 @@
                 <w:sz w:val="19"/>
                 <w:szCs w:val="19"/>
               </w:rPr>
-              <w:t xml:space="preserve">Week 4</w:t>
+              <w:t>Week 6</w:t>
             </w:r>
           </w:p>
         </w:tc>
@@ -4585,7 +4870,7 @@
                 <w:sz w:val="19"/>
                 <w:szCs w:val="19"/>
               </w:rPr>
-              <w:t xml:space="preserve">Exact per-entity chunk lookup</w:t>
+              <w:t>Typed ID passed to tool-calling agent for live lookup</w:t>
             </w:r>
           </w:p>
         </w:tc>
@@ -4657,7 +4942,7 @@
                 <w:sz w:val="19"/>
                 <w:szCs w:val="19"/>
               </w:rPr>
-              <w:t xml:space="preserve">Week 5</w:t>
+              <w:t>Week 6</w:t>
             </w:r>
           </w:p>
         </w:tc>
@@ -4951,7 +5236,7 @@
                 <w:sz w:val="19"/>
                 <w:szCs w:val="19"/>
               </w:rPr>
-              <w:t xml:space="preserve">Name/DOB/department-resolved chunk sync</w:t>
+              <w:t>Temporal workflow PDF ingestion (per-page activities)</w:t>
             </w:r>
           </w:p>
         </w:tc>
@@ -4999,7 +5284,7 @@
                 <w:sz w:val="19"/>
                 <w:szCs w:val="19"/>
               </w:rPr>
-              <w:t xml:space="preserve">ai-service, provider-service, patient-service, appointment-service, auth-service</w:t>
+              <w:t>ai-service, temporal-workflow</w:t>
             </w:r>
           </w:p>
         </w:tc>
@@ -5023,7 +5308,7 @@
                 <w:sz w:val="19"/>
                 <w:szCs w:val="19"/>
               </w:rPr>
-              <w:t xml:space="preserve">Week 5</w:t>
+              <w:t>Week 6</w:t>
             </w:r>
           </w:p>
         </w:tc>
@@ -5073,7 +5358,7 @@
                 <w:sz w:val="19"/>
                 <w:szCs w:val="19"/>
               </w:rPr>
-              <w:t xml:space="preserve">Stale chunk deletion before re-ingest</w:t>
+              <w:t>Per-page hash diff + orphan-page cleanup</w:t>
             </w:r>
           </w:p>
         </w:tc>
@@ -5145,7 +5430,7 @@
                 <w:sz w:val="19"/>
                 <w:szCs w:val="19"/>
               </w:rPr>
-              <w:t xml:space="preserve">Week 5</w:t>
+              <w:t>Week 6</w:t>
             </w:r>
           </w:p>
         </w:tc>
@@ -5756,6 +6041,170 @@
                 <w:szCs w:val="19"/>
               </w:rPr>
               <w:t xml:space="preserve">Week 5</w:t>
+            </w:r>
+          </w:p>
+        </w:tc>
+      </w:tr>
+      <w:tr>
+        <w:tc>
+          <w:tcPr>
+            <w:tcW w:type="dxa" w:w="900"/>
+          </w:tcPr>
+          <w:p>
+            <w:r>
+              <w:rPr>
+                <w:rFonts w:ascii="Calibri" w:hAnsi="Calibri"/>
+                <w:b/>
+                <w:color w:val="1F4E79"/>
+                <w:sz w:val="19"/>
+              </w:rPr>
+              <w:t>FR-67</w:t>
+            </w:r>
+          </w:p>
+        </w:tc>
+        <w:tc>
+          <w:tcPr>
+            <w:tcW w:type="dxa" w:w="3100"/>
+          </w:tcPr>
+          <w:p>
+            <w:r>
+              <w:rPr>
+                <w:rFonts w:ascii="Calibri" w:hAnsi="Calibri"/>
+                <w:b w:val="0"/>
+                <w:color w:val="222222"/>
+                <w:sz w:val="19"/>
+              </w:rPr>
+              <w:t>Temporal Schedule reminder triggering</w:t>
+            </w:r>
+          </w:p>
+        </w:tc>
+        <w:tc>
+          <w:tcPr>
+            <w:tcW w:type="dxa" w:w="1260"/>
+          </w:tcPr>
+          <w:p>
+            <w:r>
+              <w:rPr>
+                <w:rFonts w:ascii="Calibri" w:hAnsi="Calibri"/>
+                <w:b w:val="0"/>
+                <w:color w:val="222222"/>
+                <w:sz w:val="19"/>
+              </w:rPr>
+              <w:t>UC-14</w:t>
+            </w:r>
+          </w:p>
+        </w:tc>
+        <w:tc>
+          <w:tcPr>
+            <w:tcW w:type="dxa" w:w="2500"/>
+          </w:tcPr>
+          <w:p>
+            <w:r>
+              <w:rPr>
+                <w:rFonts w:ascii="Calibri" w:hAnsi="Calibri"/>
+                <w:b w:val="0"/>
+                <w:color w:val="222222"/>
+                <w:sz w:val="19"/>
+              </w:rPr>
+              <w:t>ai-service, temporal-workflow</w:t>
+            </w:r>
+          </w:p>
+        </w:tc>
+        <w:tc>
+          <w:tcPr>
+            <w:tcW w:type="dxa" w:w="1600"/>
+          </w:tcPr>
+          <w:p>
+            <w:r>
+              <w:rPr>
+                <w:rFonts w:ascii="Calibri" w:hAnsi="Calibri"/>
+                <w:b w:val="0"/>
+                <w:color w:val="222222"/>
+                <w:sz w:val="19"/>
+              </w:rPr>
+              <w:t>Week 6</w:t>
+            </w:r>
+          </w:p>
+        </w:tc>
+      </w:tr>
+      <w:tr>
+        <w:tc>
+          <w:tcPr>
+            <w:tcW w:type="dxa" w:w="900"/>
+          </w:tcPr>
+          <w:p>
+            <w:r>
+              <w:rPr>
+                <w:rFonts w:ascii="Calibri" w:hAnsi="Calibri"/>
+                <w:b/>
+                <w:color w:val="1F4E79"/>
+                <w:sz w:val="19"/>
+              </w:rPr>
+              <w:t>FR-68</w:t>
+            </w:r>
+          </w:p>
+        </w:tc>
+        <w:tc>
+          <w:tcPr>
+            <w:tcW w:type="dxa" w:w="3100"/>
+          </w:tcPr>
+          <w:p>
+            <w:r>
+              <w:rPr>
+                <w:rFonts w:ascii="Calibri" w:hAnsi="Calibri"/>
+                <w:b w:val="0"/>
+                <w:color w:val="222222"/>
+                <w:sz w:val="19"/>
+              </w:rPr>
+              <w:t>Scoped-only tool library (no bulk dumps)</w:t>
+            </w:r>
+          </w:p>
+        </w:tc>
+        <w:tc>
+          <w:tcPr>
+            <w:tcW w:type="dxa" w:w="1260"/>
+          </w:tcPr>
+          <w:p>
+            <w:r>
+              <w:rPr>
+                <w:rFonts w:ascii="Calibri" w:hAnsi="Calibri"/>
+                <w:b w:val="0"/>
+                <w:color w:val="222222"/>
+                <w:sz w:val="19"/>
+              </w:rPr>
+              <w:t>UC-11, UC-12, UC-13</w:t>
+            </w:r>
+          </w:p>
+        </w:tc>
+        <w:tc>
+          <w:tcPr>
+            <w:tcW w:type="dxa" w:w="2500"/>
+          </w:tcPr>
+          <w:p>
+            <w:r>
+              <w:rPr>
+                <w:rFonts w:ascii="Calibri" w:hAnsi="Calibri"/>
+                <w:b w:val="0"/>
+                <w:color w:val="222222"/>
+                <w:sz w:val="19"/>
+              </w:rPr>
+              <w:t>ai-service</w:t>
+            </w:r>
+          </w:p>
+        </w:tc>
+        <w:tc>
+          <w:tcPr>
+            <w:tcW w:type="dxa" w:w="1600"/>
+          </w:tcPr>
+          <w:p>
+            <w:r>
+              <w:rPr>
+                <w:rFonts w:ascii="Calibri" w:hAnsi="Calibri"/>
+                <w:b w:val="0"/>
+                <w:color w:val="222222"/>
+                <w:sz w:val="19"/>
+              </w:rPr>
+              <w:t>Week 6</w:t>
             </w:r>
           </w:p>
         </w:tc>
